--- a/report/Онищук_OnlineSchool_Отчет.docx
+++ b/report/Онищук_OnlineSchool_Отчет.docx
@@ -47,15 +47,7 @@
         <w:pStyle w:val="a5"/>
       </w:pPr>
       <w:r>
-        <w:t xml:space="preserve">Создание веб-сайта для онлайн-школы английского языка с интеграцией ИИ-консультанта (в формате виджета), разработанного с помощью платформы </w:t>
-      </w:r>
-      <w:proofErr w:type="spellStart"/>
-      <w:r>
-        <w:t>Voiceflow</w:t>
-      </w:r>
-      <w:proofErr w:type="spellEnd"/>
-      <w:r>
-        <w:t>. Консультант будет выполнять следующие действия:</w:t>
+        <w:t>Создание веб-сайта для онлайн-школы английского языка с интеграцией ИИ-консультанта (в формате виджета), разработанного с помощью платформы Voiceflow. Консультант будет выполнять следующие действия:</w:t>
       </w:r>
     </w:p>
     <w:p>
@@ -153,15 +145,7 @@
         <w:pStyle w:val="a5"/>
       </w:pPr>
       <w:r>
-        <w:t xml:space="preserve">Цель — продемонстрировать практическое применение </w:t>
-      </w:r>
-      <w:proofErr w:type="spellStart"/>
-      <w:r>
-        <w:t>промпт</w:t>
-      </w:r>
-      <w:proofErr w:type="spellEnd"/>
-      <w:r>
-        <w:t>-инжиниринга в автоматизации бизнес-процессов.</w:t>
+        <w:t>Цель — продемонстрировать практическое применение промпт-инжиниринга в автоматизации бизнес-процессов.</w:t>
       </w:r>
     </w:p>
     <w:p>
@@ -189,15 +173,7 @@
         <w:t xml:space="preserve"> </w:t>
       </w:r>
       <w:r>
-        <w:t>(</w:t>
-      </w:r>
-      <w:proofErr w:type="spellStart"/>
-      <w:r>
-        <w:t>Tilda</w:t>
-      </w:r>
-      <w:proofErr w:type="spellEnd"/>
-      <w:r>
-        <w:t>)</w:t>
+        <w:t>(Tilda)</w:t>
       </w:r>
     </w:p>
     <w:p>
@@ -234,27 +210,7 @@
           <w:szCs w:val="24"/>
           <w:lang w:eastAsia="ru-RU"/>
         </w:rPr>
-        <w:t xml:space="preserve"> </w:t>
-      </w:r>
-      <w:proofErr w:type="spellStart"/>
-      <w:r>
-        <w:rPr>
-          <w:rFonts w:ascii="Times New Roman" w:eastAsia="Times New Roman" w:hAnsi="Times New Roman" w:cs="Times New Roman"/>
-          <w:sz w:val="24"/>
-          <w:szCs w:val="24"/>
-          <w:lang w:eastAsia="ru-RU"/>
-        </w:rPr>
-        <w:t>Tilda</w:t>
-      </w:r>
-      <w:proofErr w:type="spellEnd"/>
-      <w:r>
-        <w:rPr>
-          <w:rFonts w:ascii="Times New Roman" w:eastAsia="Times New Roman" w:hAnsi="Times New Roman" w:cs="Times New Roman"/>
-          <w:sz w:val="24"/>
-          <w:szCs w:val="24"/>
-          <w:lang w:eastAsia="ru-RU"/>
-        </w:rPr>
-        <w:t>, так как</w:t>
+        <w:t xml:space="preserve"> Tilda, так как</w:t>
       </w:r>
       <w:r>
         <w:rPr>
@@ -336,11 +292,9 @@
       <w:r>
         <w:t xml:space="preserve">На </w:t>
       </w:r>
-      <w:proofErr w:type="spellStart"/>
       <w:r>
         <w:t>Tilda</w:t>
       </w:r>
-      <w:proofErr w:type="spellEnd"/>
       <w:r>
         <w:t xml:space="preserve"> с</w:t>
       </w:r>
@@ -436,13 +390,8 @@
           <w:numId w:val="24"/>
         </w:numPr>
       </w:pPr>
-      <w:proofErr w:type="spellStart"/>
-      <w:r>
-        <w:t>Spoken</w:t>
-      </w:r>
-      <w:proofErr w:type="spellEnd"/>
-      <w:r>
-        <w:t xml:space="preserve"> English</w:t>
+      <w:r>
+        <w:t>Spoken English</w:t>
       </w:r>
     </w:p>
     <w:p>
@@ -558,15 +507,7 @@
         <w:t>2</w:t>
       </w:r>
       <w:r>
-        <w:t>.2. Интеграция ИИ-консультанта (</w:t>
-      </w:r>
-      <w:proofErr w:type="spellStart"/>
-      <w:r>
-        <w:t>Voiceflow</w:t>
-      </w:r>
-      <w:proofErr w:type="spellEnd"/>
-      <w:r>
-        <w:t>)</w:t>
+        <w:t>.2. Интеграция ИИ-консультанта (Voiceflow)</w:t>
       </w:r>
     </w:p>
     <w:p>
@@ -630,13 +571,8 @@
         </w:numPr>
       </w:pPr>
       <w:r>
-        <w:t xml:space="preserve">Формирование </w:t>
-      </w:r>
-      <w:proofErr w:type="spellStart"/>
-      <w:r>
-        <w:t>лида</w:t>
-      </w:r>
-      <w:proofErr w:type="spellEnd"/>
+        <w:t>Формирование лида</w:t>
+      </w:r>
     </w:p>
     <w:p>
       <w:pPr>
@@ -659,13 +595,8 @@
         </w:numPr>
       </w:pPr>
       <w:r>
-        <w:t xml:space="preserve">в Google </w:t>
-      </w:r>
-      <w:proofErr w:type="spellStart"/>
-      <w:r>
-        <w:t>Sheets</w:t>
-      </w:r>
-      <w:proofErr w:type="spellEnd"/>
+        <w:t>в Google Sheets</w:t>
+      </w:r>
     </w:p>
     <w:p>
       <w:pPr>
@@ -726,13 +657,8 @@
         </w:numPr>
       </w:pPr>
       <w:r>
-        <w:t xml:space="preserve">AI </w:t>
-      </w:r>
-      <w:proofErr w:type="spellStart"/>
-      <w:r>
-        <w:t>Router</w:t>
-      </w:r>
-      <w:proofErr w:type="spellEnd"/>
+        <w:t>AI Router</w:t>
+      </w:r>
     </w:p>
     <w:p>
       <w:pPr>
@@ -743,23 +669,7 @@
         </w:numPr>
       </w:pPr>
       <w:r>
-        <w:t xml:space="preserve">Сценарии (FAQ / </w:t>
-      </w:r>
-      <w:proofErr w:type="spellStart"/>
-      <w:r>
-        <w:t>Recommendation</w:t>
-      </w:r>
-      <w:proofErr w:type="spellEnd"/>
-      <w:r>
-        <w:t xml:space="preserve"> / </w:t>
-      </w:r>
-      <w:proofErr w:type="spellStart"/>
-      <w:r>
-        <w:t>Lead</w:t>
-      </w:r>
-      <w:proofErr w:type="spellEnd"/>
-      <w:r>
-        <w:t>)</w:t>
+        <w:t>Сценарии (FAQ / Recommendation / Lead)</w:t>
       </w:r>
     </w:p>
     <w:p>
@@ -911,19 +821,9 @@
         <w:spacing w:before="0" w:beforeAutospacing="0"/>
         <w:ind w:left="1134" w:hanging="294"/>
       </w:pPr>
-      <w:proofErr w:type="spellStart"/>
-      <w:r>
-        <w:t>Required</w:t>
-      </w:r>
-      <w:proofErr w:type="spellEnd"/>
-      <w:r>
-        <w:t xml:space="preserve"> </w:t>
-      </w:r>
-      <w:proofErr w:type="spellStart"/>
-      <w:r>
-        <w:t>variables</w:t>
-      </w:r>
-      <w:proofErr w:type="spellEnd"/>
+      <w:r>
+        <w:t>Required variables</w:t>
+      </w:r>
     </w:p>
     <w:p>
       <w:pPr>
@@ -937,19 +837,9 @@
         </w:tabs>
         <w:ind w:left="1134" w:hanging="294"/>
       </w:pPr>
-      <w:proofErr w:type="spellStart"/>
-      <w:r>
-        <w:t>Exit</w:t>
-      </w:r>
-      <w:proofErr w:type="spellEnd"/>
-      <w:r>
-        <w:t xml:space="preserve"> </w:t>
-      </w:r>
-      <w:proofErr w:type="spellStart"/>
-      <w:r>
-        <w:t>conditions</w:t>
-      </w:r>
-      <w:proofErr w:type="spellEnd"/>
+      <w:r>
+        <w:t>Exit conditions</w:t>
+      </w:r>
     </w:p>
     <w:p>
       <w:pPr>
@@ -964,13 +854,8 @@
         <w:ind w:left="1134" w:hanging="294"/>
       </w:pPr>
       <w:r>
-        <w:t xml:space="preserve">LLM </w:t>
-      </w:r>
-      <w:proofErr w:type="spellStart"/>
-      <w:r>
-        <w:t>instructions</w:t>
-      </w:r>
-      <w:proofErr w:type="spellEnd"/>
+        <w:t>LLM instructions</w:t>
+      </w:r>
     </w:p>
     <w:p>
       <w:pPr>
@@ -980,15 +865,7 @@
         <w:t>2.2.3</w:t>
       </w:r>
       <w:r>
-        <w:t xml:space="preserve"> </w:t>
-      </w:r>
-      <w:proofErr w:type="spellStart"/>
-      <w:r>
-        <w:t>Lead</w:t>
-      </w:r>
-      <w:proofErr w:type="spellEnd"/>
-      <w:r>
-        <w:t xml:space="preserve"> Agent</w:t>
+        <w:t xml:space="preserve"> Lead Agent</w:t>
       </w:r>
     </w:p>
     <w:p>
@@ -1014,11 +891,9 @@
         <w:spacing w:before="0" w:beforeAutospacing="0"/>
         <w:ind w:left="1134" w:hanging="294"/>
       </w:pPr>
-      <w:proofErr w:type="spellStart"/>
       <w:r>
         <w:t>lead_name</w:t>
       </w:r>
-      <w:proofErr w:type="spellEnd"/>
     </w:p>
     <w:p>
       <w:pPr>
@@ -1032,11 +907,9 @@
         </w:tabs>
         <w:ind w:left="1134" w:hanging="294"/>
       </w:pPr>
-      <w:proofErr w:type="spellStart"/>
       <w:r>
         <w:t>lead_contact</w:t>
       </w:r>
-      <w:proofErr w:type="spellEnd"/>
     </w:p>
     <w:p>
       <w:pPr>
@@ -1050,11 +923,9 @@
         </w:tabs>
         <w:ind w:left="1134" w:hanging="294"/>
       </w:pPr>
-      <w:proofErr w:type="spellStart"/>
       <w:r>
         <w:t>level</w:t>
       </w:r>
-      <w:proofErr w:type="spellEnd"/>
     </w:p>
     <w:p>
       <w:pPr>
@@ -1068,11 +939,9 @@
         </w:tabs>
         <w:ind w:left="1134" w:hanging="294"/>
       </w:pPr>
-      <w:proofErr w:type="spellStart"/>
       <w:r>
         <w:t>age</w:t>
       </w:r>
-      <w:proofErr w:type="spellEnd"/>
     </w:p>
     <w:p>
       <w:pPr>
@@ -1086,11 +955,9 @@
         </w:tabs>
         <w:ind w:left="1134" w:hanging="294"/>
       </w:pPr>
-      <w:proofErr w:type="spellStart"/>
       <w:r>
         <w:t>course</w:t>
       </w:r>
-      <w:proofErr w:type="spellEnd"/>
     </w:p>
     <w:p>
       <w:pPr>
@@ -1104,12 +971,10 @@
         </w:tabs>
         <w:ind w:left="1134" w:hanging="294"/>
       </w:pPr>
-      <w:proofErr w:type="spellStart"/>
       <w:r>
         <w:lastRenderedPageBreak/>
         <w:t>lead_interest</w:t>
       </w:r>
-      <w:proofErr w:type="spellEnd"/>
     </w:p>
     <w:p>
       <w:pPr>
@@ -1123,11 +988,9 @@
         </w:tabs>
         <w:ind w:left="1134" w:hanging="294"/>
       </w:pPr>
-      <w:proofErr w:type="spellStart"/>
       <w:r>
         <w:t>lead_comment</w:t>
       </w:r>
-      <w:proofErr w:type="spellEnd"/>
     </w:p>
     <w:p>
       <w:pPr>
@@ -1138,29 +1001,13 @@
         </w:numPr>
       </w:pPr>
       <w:r>
-        <w:t xml:space="preserve">Интеграции (Google </w:t>
-      </w:r>
-      <w:proofErr w:type="spellStart"/>
-      <w:r>
-        <w:t>Sheets</w:t>
-      </w:r>
-      <w:proofErr w:type="spellEnd"/>
-      <w:r>
-        <w:t xml:space="preserve"> + Telegram)</w:t>
+        <w:t>Интеграции (Google Sheets + Telegram)</w:t>
       </w:r>
       <w:r>
         <w:t xml:space="preserve"> - д</w:t>
       </w:r>
       <w:r>
-        <w:t xml:space="preserve">анные сохраняются в Google </w:t>
-      </w:r>
-      <w:proofErr w:type="spellStart"/>
-      <w:r>
-        <w:t>Sheets</w:t>
-      </w:r>
-      <w:proofErr w:type="spellEnd"/>
-      <w:r>
-        <w:t xml:space="preserve"> отправляются в Telegram администратору</w:t>
+        <w:t>анные сохраняются в Google Sheets отправляются в Telegram администратору</w:t>
       </w:r>
       <w:r>
         <w:t>;</w:t>
@@ -1229,23 +1076,7 @@
         </w:numPr>
       </w:pPr>
       <w:r>
-        <w:t>Условие выхода (</w:t>
-      </w:r>
-      <w:proofErr w:type="spellStart"/>
-      <w:r>
-        <w:t>Exit</w:t>
-      </w:r>
-      <w:proofErr w:type="spellEnd"/>
-      <w:r>
-        <w:t xml:space="preserve"> </w:t>
-      </w:r>
-      <w:proofErr w:type="spellStart"/>
-      <w:r>
-        <w:t>conditions</w:t>
-      </w:r>
-      <w:proofErr w:type="spellEnd"/>
-      <w:r>
-        <w:t>)</w:t>
+        <w:t>Условие выхода (Exit conditions)</w:t>
       </w:r>
       <w:r>
         <w:t>;</w:t>
@@ -1332,14 +1163,12 @@
       <w:r>
         <w:t xml:space="preserve"> → </w:t>
       </w:r>
-      <w:proofErr w:type="spellStart"/>
       <w:r>
         <w:rPr>
           <w:lang w:val="en-US"/>
         </w:rPr>
         <w:t>sendMessage</w:t>
       </w:r>
-      <w:proofErr w:type="spellEnd"/>
       <w:r>
         <w:t xml:space="preserve"> </w:t>
       </w:r>
@@ -1377,47 +1206,7 @@
         <w:t xml:space="preserve"> </w:t>
       </w:r>
       <w:r>
-        <w:t>Сообщение формируется через переменную (</w:t>
-      </w:r>
-      <w:proofErr w:type="spellStart"/>
-      <w:r>
-        <w:t>lead_message</w:t>
-      </w:r>
-      <w:proofErr w:type="spellEnd"/>
-      <w:r>
-        <w:t>), чтобы избежать ошибки “</w:t>
-      </w:r>
-      <w:proofErr w:type="spellStart"/>
-      <w:r>
-        <w:t>message</w:t>
-      </w:r>
-      <w:proofErr w:type="spellEnd"/>
-      <w:r>
-        <w:t xml:space="preserve"> </w:t>
-      </w:r>
-      <w:proofErr w:type="spellStart"/>
-      <w:r>
-        <w:t>text</w:t>
-      </w:r>
-      <w:proofErr w:type="spellEnd"/>
-      <w:r>
-        <w:t xml:space="preserve"> </w:t>
-      </w:r>
-      <w:proofErr w:type="spellStart"/>
-      <w:r>
-        <w:t>is</w:t>
-      </w:r>
-      <w:proofErr w:type="spellEnd"/>
-      <w:r>
-        <w:t xml:space="preserve"> </w:t>
-      </w:r>
-      <w:proofErr w:type="spellStart"/>
-      <w:r>
-        <w:t>empty</w:t>
-      </w:r>
-      <w:proofErr w:type="spellEnd"/>
-      <w:r>
-        <w:t>”.</w:t>
+        <w:t>Сообщение формируется через переменную (lead_message), чтобы избежать ошибки “message text is empty”.</w:t>
       </w:r>
     </w:p>
     <w:p>
@@ -1429,15 +1218,7 @@
         </w:numPr>
       </w:pPr>
       <w:r>
-        <w:t xml:space="preserve">Google </w:t>
-      </w:r>
-      <w:proofErr w:type="spellStart"/>
-      <w:r>
-        <w:t>Sheets</w:t>
-      </w:r>
-      <w:proofErr w:type="spellEnd"/>
-      <w:r>
-        <w:t xml:space="preserve"> (сохранение заявок)</w:t>
+        <w:t>Google Sheets (сохранение заявок)</w:t>
       </w:r>
     </w:p>
     <w:p>
@@ -1446,15 +1227,7 @@
         <w:ind w:left="720"/>
       </w:pPr>
       <w:r>
-        <w:t xml:space="preserve">Реализована запись заявок в таблицу через массив значений (Value </w:t>
-      </w:r>
-      <w:proofErr w:type="spellStart"/>
-      <w:r>
-        <w:t>array</w:t>
-      </w:r>
-      <w:proofErr w:type="spellEnd"/>
-      <w:r>
-        <w:t>).</w:t>
+        <w:t>Реализована запись заявок в таблицу через массив значений (Value array).</w:t>
       </w:r>
       <w:r>
         <w:t xml:space="preserve"> </w:t>
@@ -1472,26 +1245,13 @@
         <w:t xml:space="preserve">, </w:t>
       </w:r>
       <w:r>
-        <w:t xml:space="preserve">настройке </w:t>
-      </w:r>
-      <w:proofErr w:type="spellStart"/>
-      <w:r>
-        <w:t>range</w:t>
-      </w:r>
-      <w:proofErr w:type="spellEnd"/>
+        <w:t>настройке range</w:t>
+      </w:r>
       <w:r>
         <w:t xml:space="preserve">, </w:t>
       </w:r>
       <w:r>
-        <w:t xml:space="preserve">формированию массива без </w:t>
-      </w:r>
-      <w:proofErr w:type="spellStart"/>
-      <w:r>
-        <w:t>автозамены</w:t>
-      </w:r>
-      <w:proofErr w:type="spellEnd"/>
-      <w:r>
-        <w:t xml:space="preserve"> переменных в текст</w:t>
+        <w:t>формированию массива без автозамены переменных в текст</w:t>
       </w:r>
     </w:p>
     <w:p>
@@ -1503,13 +1263,8 @@
         </w:numPr>
       </w:pPr>
       <w:r>
-        <w:t xml:space="preserve">Web-виджет </w:t>
-      </w:r>
-      <w:proofErr w:type="spellStart"/>
-      <w:r>
-        <w:t>Voiceflow</w:t>
-      </w:r>
-      <w:proofErr w:type="spellEnd"/>
+        <w:t>Web-виджет Voiceflow</w:t>
+      </w:r>
     </w:p>
     <w:p>
       <w:pPr>
@@ -1528,16 +1283,7 @@
         <w:pStyle w:val="2"/>
       </w:pPr>
       <w:r>
-        <w:t>2.</w:t>
-      </w:r>
-      <w:r>
-        <w:t>4</w:t>
-      </w:r>
-      <w:r>
-        <w:t xml:space="preserve">. </w:t>
-      </w:r>
-      <w:r>
-        <w:t>Архитектура системы</w:t>
+        <w:t>2.4. Архитектура системы</w:t>
       </w:r>
     </w:p>
     <w:p>
@@ -1564,39 +1310,8 @@
         <w:spacing w:before="0" w:beforeAutospacing="0" w:after="0" w:afterAutospacing="0"/>
       </w:pPr>
       <w:r>
-        <w:t>Веб-сайт (</w:t>
-      </w:r>
-      <w:proofErr w:type="spellStart"/>
-      <w:r>
-        <w:t>Tilda</w:t>
-      </w:r>
-      <w:proofErr w:type="spellEnd"/>
-      <w:r>
-        <w:t>)</w:t>
-      </w:r>
-    </w:p>
-    <w:p>
-      <w:pPr>
-        <w:pStyle w:val="a5"/>
-        <w:spacing w:before="0" w:beforeAutospacing="0" w:after="0" w:afterAutospacing="0"/>
-      </w:pPr>
-      <w:r>
-        <w:t>↓</w:t>
-      </w:r>
-    </w:p>
-    <w:p>
-      <w:pPr>
-        <w:pStyle w:val="a5"/>
-        <w:spacing w:before="0" w:beforeAutospacing="0" w:after="0" w:afterAutospacing="0"/>
-      </w:pPr>
-      <w:r>
-        <w:t xml:space="preserve">Виджет </w:t>
-      </w:r>
-      <w:proofErr w:type="spellStart"/>
-      <w:r>
-        <w:t>Voiceflow</w:t>
-      </w:r>
-      <w:proofErr w:type="spellEnd"/>
+        <w:t>Веб-сайт (Tilda)</w:t>
+      </w:r>
     </w:p>
     <w:p>
       <w:pPr>
@@ -1622,6 +1337,39 @@
         </w:rPr>
       </w:pPr>
       <w:r>
+        <w:t>Виджет</w:t>
+      </w:r>
+      <w:r>
+        <w:rPr>
+          <w:lang w:val="en-US"/>
+        </w:rPr>
+        <w:t xml:space="preserve"> Voiceflow</w:t>
+      </w:r>
+    </w:p>
+    <w:p>
+      <w:pPr>
+        <w:pStyle w:val="a5"/>
+        <w:spacing w:before="0" w:beforeAutospacing="0" w:after="0" w:afterAutospacing="0"/>
+        <w:rPr>
+          <w:lang w:val="en-US"/>
+        </w:rPr>
+      </w:pPr>
+      <w:r>
+        <w:rPr>
+          <w:lang w:val="en-US"/>
+        </w:rPr>
+        <w:t>↓</w:t>
+      </w:r>
+    </w:p>
+    <w:p>
+      <w:pPr>
+        <w:pStyle w:val="a5"/>
+        <w:spacing w:before="0" w:beforeAutospacing="0" w:after="0" w:afterAutospacing="0"/>
+        <w:rPr>
+          <w:lang w:val="en-US"/>
+        </w:rPr>
+      </w:pPr>
+      <w:r>
         <w:rPr>
           <w:lang w:val="en-US"/>
         </w:rPr>
@@ -1694,15 +1442,7 @@
         <w:spacing w:before="0" w:beforeAutospacing="0" w:after="0" w:afterAutospacing="0"/>
       </w:pPr>
       <w:r>
-        <w:t xml:space="preserve">Google </w:t>
-      </w:r>
-      <w:proofErr w:type="spellStart"/>
-      <w:r>
-        <w:t>Sheets</w:t>
-      </w:r>
-      <w:proofErr w:type="spellEnd"/>
-      <w:r>
-        <w:t xml:space="preserve"> + Telegram</w:t>
+        <w:t>Google Sheets + Telegram</w:t>
       </w:r>
     </w:p>
     <w:p>
@@ -1816,15 +1556,10 @@
       </w:r>
       <w:r>
         <w:br/>
-        <w:t xml:space="preserve">(ограничение по кредитам </w:t>
-      </w:r>
-      <w:proofErr w:type="spellStart"/>
-      <w:r>
-        <w:t>Voiceflow</w:t>
-      </w:r>
-      <w:proofErr w:type="spellEnd"/>
-      <w:r>
-        <w:t>).</w:t>
+        <w:t>(ограничение по кредитам Voiceflow).</w:t>
+      </w:r>
+      <w:r>
+        <w:t xml:space="preserve"> Кредитов оказалось очень мало, для полноценного тестирования. Хватило на построение потока и отслеживания входящей и исходящей информации в потоке.</w:t>
       </w:r>
     </w:p>
     <w:p>
@@ -1872,15 +1607,7 @@
         </w:numPr>
       </w:pPr>
       <w:r>
-        <w:t xml:space="preserve">Автоматическая интеграция с CRM (реализована только Google </w:t>
-      </w:r>
-      <w:proofErr w:type="spellStart"/>
-      <w:r>
-        <w:t>Sheets</w:t>
-      </w:r>
-      <w:proofErr w:type="spellEnd"/>
-      <w:r>
-        <w:t xml:space="preserve"> как MVP).</w:t>
+        <w:t>Автоматическая интеграция с CRM (реализована только Google Sheets как MVP).</w:t>
       </w:r>
     </w:p>
     <w:p>
@@ -1919,31 +1646,7 @@
         </w:numPr>
       </w:pPr>
       <w:r>
-        <w:t xml:space="preserve">Ограничения бесплатного тарифа </w:t>
-      </w:r>
-      <w:proofErr w:type="spellStart"/>
-      <w:r>
-        <w:t>Voiceflow</w:t>
-      </w:r>
-      <w:proofErr w:type="spellEnd"/>
-      <w:r>
-        <w:t xml:space="preserve"> (</w:t>
-      </w:r>
-      <w:proofErr w:type="spellStart"/>
-      <w:r>
-        <w:t>runtime</w:t>
-      </w:r>
-      <w:proofErr w:type="spellEnd"/>
-      <w:r>
-        <w:t xml:space="preserve"> </w:t>
-      </w:r>
-      <w:proofErr w:type="spellStart"/>
-      <w:r>
-        <w:t>credits</w:t>
-      </w:r>
-      <w:proofErr w:type="spellEnd"/>
-      <w:r>
-        <w:t>).</w:t>
+        <w:t>Ограничения бесплатного тарифа Voiceflow (runtime credits).</w:t>
       </w:r>
     </w:p>
     <w:p>
@@ -1973,23 +1676,7 @@
         <w:t xml:space="preserve"> </w:t>
       </w:r>
       <w:r>
-        <w:t xml:space="preserve">В рамках проекта использованы встроенные AI-модели </w:t>
-      </w:r>
-      <w:proofErr w:type="spellStart"/>
-      <w:r>
-        <w:t>Voiceflow</w:t>
-      </w:r>
-      <w:proofErr w:type="spellEnd"/>
-      <w:r>
-        <w:t>, которые работают поверх LLM (</w:t>
-      </w:r>
-      <w:proofErr w:type="spellStart"/>
-      <w:r>
-        <w:t>OpenAI</w:t>
-      </w:r>
-      <w:proofErr w:type="spellEnd"/>
-      <w:r>
-        <w:t>).</w:t>
+        <w:t>В рамках проекта использованы встроенные AI-модели Voiceflow, которые работают поверх LLM (OpenAI).</w:t>
       </w:r>
       <w:r>
         <w:t xml:space="preserve"> </w:t>
@@ -2057,11 +1744,9 @@
       <w:r>
         <w:t>Подключение полноценной CRM (</w:t>
       </w:r>
-      <w:proofErr w:type="spellStart"/>
       <w:r>
         <w:t>МойКласс</w:t>
       </w:r>
-      <w:proofErr w:type="spellEnd"/>
       <w:r>
         <w:t>)</w:t>
       </w:r>
@@ -2075,15 +1760,7 @@
         </w:numPr>
       </w:pPr>
       <w:r>
-        <w:t xml:space="preserve">Подключение </w:t>
-      </w:r>
-      <w:proofErr w:type="spellStart"/>
-      <w:r>
-        <w:t>email</w:t>
-      </w:r>
-      <w:proofErr w:type="spellEnd"/>
-      <w:r>
-        <w:t>-рассылок</w:t>
+        <w:t>Подключение email-рассылок</w:t>
       </w:r>
     </w:p>
     <w:p>
@@ -2095,15 +1772,7 @@
         </w:numPr>
       </w:pPr>
       <w:r>
-        <w:t>Настройка аналитики (</w:t>
-      </w:r>
-      <w:proofErr w:type="spellStart"/>
-      <w:r>
-        <w:t>Яндекс.Метрика</w:t>
-      </w:r>
-      <w:proofErr w:type="spellEnd"/>
-      <w:r>
-        <w:t xml:space="preserve"> / GA4)</w:t>
+        <w:t>Настройка аналитики (Яндекс.Метрика / GA4)</w:t>
       </w:r>
     </w:p>
     <w:p>
@@ -2127,21 +1796,8 @@
         </w:numPr>
       </w:pPr>
       <w:r>
-        <w:t xml:space="preserve">Добавление </w:t>
-      </w:r>
-      <w:proofErr w:type="spellStart"/>
-      <w:r>
-        <w:t>автосегментации</w:t>
-      </w:r>
-      <w:proofErr w:type="spellEnd"/>
-      <w:r>
-        <w:t xml:space="preserve"> </w:t>
-      </w:r>
-      <w:proofErr w:type="spellStart"/>
-      <w:r>
-        <w:t>лидов</w:t>
-      </w:r>
-      <w:proofErr w:type="spellEnd"/>
+        <w:t>Добавление автосегментации лидов</w:t>
+      </w:r>
     </w:p>
     <w:p>
       <w:pPr>
@@ -2175,15 +1831,7 @@
         </w:numPr>
       </w:pPr>
       <w:r>
-        <w:t xml:space="preserve">Внедрение </w:t>
-      </w:r>
-      <w:proofErr w:type="spellStart"/>
-      <w:r>
-        <w:t>автоворонки</w:t>
-      </w:r>
-      <w:proofErr w:type="spellEnd"/>
-      <w:r>
-        <w:t xml:space="preserve"> продаж</w:t>
+        <w:t>Внедрение автоворонки продаж</w:t>
       </w:r>
     </w:p>
     <w:p>
@@ -2207,6 +1855,7 @@
         </w:numPr>
       </w:pPr>
       <w:r>
+        <w:lastRenderedPageBreak/>
         <w:t>Развитие платных тарифов и подписок</w:t>
       </w:r>
     </w:p>
@@ -2227,7 +1876,6 @@
         <w:pStyle w:val="2"/>
       </w:pPr>
       <w:r>
-        <w:lastRenderedPageBreak/>
         <w:t>4</w:t>
       </w:r>
       <w:r>
@@ -2243,15 +1891,7 @@
         </w:numPr>
       </w:pPr>
       <w:r>
-        <w:t xml:space="preserve">Перевод ассистента в </w:t>
-      </w:r>
-      <w:proofErr w:type="spellStart"/>
-      <w:r>
-        <w:t>multi-agent</w:t>
-      </w:r>
-      <w:proofErr w:type="spellEnd"/>
-      <w:r>
-        <w:t xml:space="preserve"> архитектуру</w:t>
+        <w:t>Перевод ассистента в multi-agent архитектуру</w:t>
       </w:r>
     </w:p>
     <w:p>
@@ -2395,15 +2035,7 @@
         <w:pStyle w:val="a5"/>
       </w:pPr>
       <w:r>
-        <w:t xml:space="preserve">Проект демонстрирует практическое применение навыков </w:t>
-      </w:r>
-      <w:proofErr w:type="spellStart"/>
-      <w:r>
-        <w:t>промпт</w:t>
-      </w:r>
-      <w:proofErr w:type="spellEnd"/>
-      <w:r>
-        <w:t xml:space="preserve">-инжиниринга, </w:t>
+        <w:t xml:space="preserve">Проект демонстрирует практическое применение навыков промпт-инжиниринга, </w:t>
       </w:r>
       <w:r>
         <w:t>проектирование диалоговой архитектуры</w:t>
@@ -2552,27 +2184,7 @@
           <w:szCs w:val="24"/>
           <w:lang w:eastAsia="ru-RU"/>
         </w:rPr>
-        <w:t xml:space="preserve">тестирование и отладка </w:t>
-      </w:r>
-      <w:proofErr w:type="spellStart"/>
-      <w:r>
-        <w:rPr>
-          <w:rFonts w:ascii="Times New Roman" w:eastAsia="Times New Roman" w:hAnsi="Times New Roman" w:cs="Times New Roman"/>
-          <w:sz w:val="24"/>
-          <w:szCs w:val="24"/>
-          <w:lang w:eastAsia="ru-RU"/>
-        </w:rPr>
-        <w:t>production</w:t>
-      </w:r>
-      <w:proofErr w:type="spellEnd"/>
-      <w:r>
-        <w:rPr>
-          <w:rFonts w:ascii="Times New Roman" w:eastAsia="Times New Roman" w:hAnsi="Times New Roman" w:cs="Times New Roman"/>
-          <w:sz w:val="24"/>
-          <w:szCs w:val="24"/>
-          <w:lang w:eastAsia="ru-RU"/>
-        </w:rPr>
-        <w:t>-среды</w:t>
+        <w:t>тестирование и отладка production-среды</w:t>
       </w:r>
     </w:p>
     <w:p>
